--- a/Team4_Proposal.docx
+++ b/Team4_Proposal.docx
@@ -53,7 +53,6 @@
       <w:pPr>
         <w:jc w:val="right"/>
         <w:rPr>
-          <w:rFonts w:hint="eastAsia"/>
           <w:sz w:val="28"/>
           <w:szCs w:val="28"/>
         </w:rPr>
@@ -114,6 +113,16 @@
           <w:sz w:val="28"/>
           <w:szCs w:val="28"/>
         </w:rPr>
+        <w:t xml:space="preserve">Mean </w:t>
+      </w:r>
+      <w:r>
+        <w:rPr>
+          <w:b/>
+          <w:bCs/>
+          <w:color w:val="2E7D32"/>
+          <w:sz w:val="28"/>
+          <w:szCs w:val="28"/>
+        </w:rPr>
         <w:t>Green Thumb</w:t>
       </w:r>
     </w:p>
@@ -163,6 +172,9 @@
       <w:pPr>
         <w:spacing w:after="150"/>
       </w:pPr>
+      <w:r>
+        <w:t xml:space="preserve">Mean </w:t>
+      </w:r>
       <w:r>
         <w:t>Green Thumb is for beginner gardeners, roughly ages 20 to 30, who are new to growing plants. They have the energy and time to work in a garden, but they don't have the knowledge yet.</w:t>
       </w:r>
@@ -198,15 +210,7 @@
         <w:spacing w:after="100"/>
       </w:pPr>
       <w:r>
-        <w:t xml:space="preserve">It will find a person's growing zone from their zip code so people can know which plants will </w:t>
-      </w:r>
-      <w:proofErr w:type="gramStart"/>
-      <w:r>
-        <w:t>actually grow</w:t>
-      </w:r>
-      <w:proofErr w:type="gramEnd"/>
-      <w:r>
-        <w:t xml:space="preserve"> well where they live.</w:t>
+        <w:t>It will find a person's growing zone from their zip code so people can know which plants will actually grow well where they live.</w:t>
       </w:r>
     </w:p>
     <w:p>
@@ -473,15 +477,7 @@
       </w:pPr>
       <w:r>
         <w:lastRenderedPageBreak/>
-        <w:t xml:space="preserve">Character page "Dirt Nap Dave" </w:t>
-      </w:r>
-      <w:proofErr w:type="gramStart"/>
-      <w:r>
-        <w:t>proto-persona</w:t>
-      </w:r>
-      <w:proofErr w:type="gramEnd"/>
-      <w:r>
-        <w:t>:</w:t>
+        <w:t>Character page "Dirt Nap Dave" proto-persona:</w:t>
       </w:r>
     </w:p>
     <w:p>
